--- a/paper_figures/method_docs/01_device_simulation_and_dataset.docx
+++ b/paper_figures/method_docs/01_device_simulation_and_dataset.docx
@@ -13,340 +13,6 @@
       </w:pPr>
       <w:r>
         <w:t>Part 1. Device simulation and dataset construction</w:t>
-      </w:r>
-    </w:p>
-    <w:p>
-      <w:pPr>
-        <w:pStyle w:val="AUTHORS451"/>
-        <w:spacing w:before="100" w:beforeAutospacing="1" w:line="360" w:lineRule="auto"/>
-        <w:ind w:rightChars="0" w:right="-2"/>
-        <w:rPr>
-          <w:rFonts w:eastAsiaTheme="minorEastAsia" w:cs="Times New Roman"/>
-          <w:sz w:val="24"/>
-          <w:szCs w:val="24"/>
-        </w:rPr>
-      </w:pPr>
-      <w:r>
-        <w:rPr>
-          <w:rFonts w:cs="Times New Roman"/>
-          <w:sz w:val="24"/>
-          <w:szCs w:val="24"/>
-        </w:rPr>
-        <w:t>Ehsan Alizadeh Kashtiban</w:t>
-      </w:r>
-      <w:r>
-        <w:rPr>
-          <w:rFonts w:eastAsia="MS Mincho" w:cs="Times New Roman"/>
-          <w:sz w:val="24"/>
-          <w:szCs w:val="24"/>
-          <w:vertAlign w:val="superscript"/>
-        </w:rPr>
-        <w:t>1</w:t>
-      </w:r>
-      <w:r>
-        <w:rPr>
-          <w:rFonts w:eastAsia="MS Mincho" w:cs="Times New Roman"/>
-          <w:sz w:val="24"/>
-          <w:szCs w:val="24"/>
-          <w:vertAlign w:val="superscript"/>
-        </w:rPr>
-        <w:t>,2</w:t>
-      </w:r>
-      <w:r>
-        <w:rPr>
-          <w:rFonts w:cs="Times New Roman"/>
-          <w:sz w:val="24"/>
-          <w:szCs w:val="24"/>
-        </w:rPr>
-        <w:t xml:space="preserve">*, </w:t>
-      </w:r>
-      <w:r>
-        <w:rPr>
-          <w:rFonts w:cs="Times New Roman"/>
-          <w:sz w:val="24"/>
-          <w:szCs w:val="24"/>
-        </w:rPr>
-        <w:t>Takafumi Fujita</w:t>
-      </w:r>
-      <w:r>
-        <w:rPr>
-          <w:rFonts w:eastAsiaTheme="minorEastAsia" w:cs="Times New Roman"/>
-          <w:sz w:val="24"/>
-          <w:szCs w:val="24"/>
-          <w:vertAlign w:val="superscript"/>
-        </w:rPr>
-        <w:t>2</w:t>
-      </w:r>
-      <w:r>
-        <w:rPr>
-          <w:rFonts w:cs="Times New Roman"/>
-          <w:sz w:val="24"/>
-          <w:szCs w:val="24"/>
-        </w:rPr>
-        <w:t xml:space="preserve">, </w:t>
-      </w:r>
-      <w:r>
-        <w:rPr>
-          <w:rFonts w:cs="Times New Roman"/>
-          <w:sz w:val="24"/>
-          <w:szCs w:val="24"/>
-        </w:rPr>
-        <w:t xml:space="preserve">and </w:t>
-      </w:r>
-      <w:r>
-        <w:rPr>
-          <w:rFonts w:cs="Times New Roman"/>
-          <w:sz w:val="24"/>
-          <w:szCs w:val="24"/>
-        </w:rPr>
-        <w:t>Akira Oiwa</w:t>
-      </w:r>
-      <w:r>
-        <w:rPr>
-          <w:rFonts w:eastAsiaTheme="minorEastAsia" w:cs="Times New Roman"/>
-          <w:sz w:val="24"/>
-          <w:szCs w:val="24"/>
-          <w:vertAlign w:val="superscript"/>
-        </w:rPr>
-        <w:t>2</w:t>
-      </w:r>
-    </w:p>
-    <w:p>
-      <w:pPr>
-        <w:pStyle w:val="AFFILIATIONS45"/>
-        <w:spacing w:beforeLines="50" w:before="120" w:line="360" w:lineRule="auto"/>
-        <w:ind w:rightChars="0" w:right="-2"/>
-        <w:rPr>
-          <w:rFonts w:ascii="Times New Roman" w:eastAsia="MS Mincho" w:hAnsi="Times New Roman" w:cs="Times New Roman"/>
-          <w:sz w:val="24"/>
-          <w:szCs w:val="24"/>
-        </w:rPr>
-      </w:pPr>
-      <w:r>
-        <w:rPr>
-          <w:rFonts w:ascii="Times New Roman" w:eastAsiaTheme="minorEastAsia" w:hAnsi="Times New Roman" w:cs="Times New Roman"/>
-          <w:sz w:val="24"/>
-          <w:szCs w:val="24"/>
-          <w:vertAlign w:val="superscript"/>
-        </w:rPr>
-        <w:t>1</w:t>
-      </w:r>
-      <w:r>
-        <w:rPr>
-          <w:rFonts w:ascii="Times New Roman" w:hAnsi="Times New Roman" w:cs="Times New Roman"/>
-          <w:sz w:val="24"/>
-          <w:szCs w:val="24"/>
-        </w:rPr>
-        <w:t>Department of Physics,</w:t>
-      </w:r>
-      <w:r>
-        <w:rPr>
-          <w:rFonts w:ascii="Times New Roman" w:hAnsi="Times New Roman" w:cs="Times New Roman"/>
-          <w:sz w:val="24"/>
-          <w:szCs w:val="24"/>
-        </w:rPr>
-        <w:t xml:space="preserve"> Graduate School of Science</w:t>
-      </w:r>
-      <w:r>
-        <w:rPr>
-          <w:rFonts w:ascii="Times New Roman" w:hAnsi="Times New Roman" w:cs="Times New Roman"/>
-          <w:sz w:val="24"/>
-          <w:szCs w:val="24"/>
-        </w:rPr>
-        <w:t>,</w:t>
-      </w:r>
-      <w:r>
-        <w:rPr>
-          <w:rFonts w:ascii="Times New Roman" w:hAnsi="Times New Roman" w:cs="Times New Roman"/>
-          <w:sz w:val="24"/>
-          <w:szCs w:val="24"/>
-        </w:rPr>
-        <w:t xml:space="preserve"> Osaka University</w:t>
-      </w:r>
-      <w:r>
-        <w:rPr>
-          <w:rFonts w:ascii="Times New Roman" w:hAnsi="Times New Roman" w:cs="Times New Roman"/>
-          <w:sz w:val="24"/>
-          <w:szCs w:val="24"/>
-        </w:rPr>
-        <w:t>,</w:t>
-      </w:r>
-      <w:r>
-        <w:rPr>
-          <w:rFonts w:ascii="Meiryo" w:eastAsia="Meiryo" w:hAnsi="Meiryo" w:cs="Times New Roman" w:hint="eastAsia"/>
-          <w:i w:val="0"/>
-          <w:iCs w:val="0"/>
-          <w:color w:val="111111"/>
-          <w:sz w:val="21"/>
-          <w:szCs w:val="21"/>
-          <w:shd w:val="clear" w:color="auto" w:fill="FFFFFF"/>
-        </w:rPr>
-        <w:t xml:space="preserve"> </w:t>
-      </w:r>
-      <w:r>
-        <w:rPr>
-          <w:rFonts w:ascii="Times New Roman" w:hAnsi="Times New Roman" w:cs="Times New Roman" w:hint="eastAsia"/>
-          <w:sz w:val="24"/>
-          <w:szCs w:val="24"/>
-        </w:rPr>
-        <w:t>Toyonaka 560-</w:t>
-      </w:r>
-      <w:r>
-        <w:rPr>
-          <w:rFonts w:ascii="Times New Roman" w:hAnsi="Times New Roman" w:cs="Times New Roman"/>
-          <w:sz w:val="24"/>
-          <w:szCs w:val="24"/>
-        </w:rPr>
-        <w:t>0043,</w:t>
-      </w:r>
-      <w:r>
-        <w:rPr>
-          <w:rFonts w:ascii="Times New Roman" w:hAnsi="Times New Roman" w:cs="Times New Roman"/>
-          <w:sz w:val="24"/>
-          <w:szCs w:val="24"/>
-        </w:rPr>
-        <w:t xml:space="preserve"> Osaka,</w:t>
-      </w:r>
-      <w:r>
-        <w:rPr>
-          <w:rFonts w:ascii="Times New Roman" w:hAnsi="Times New Roman" w:cs="Times New Roman"/>
-          <w:sz w:val="24"/>
-          <w:szCs w:val="24"/>
-        </w:rPr>
-        <w:t xml:space="preserve"> Japan</w:t>
-      </w:r>
-    </w:p>
-    <w:p>
-      <w:pPr>
-        <w:pStyle w:val="AFFILIATIONS45"/>
-        <w:spacing w:line="360" w:lineRule="auto"/>
-        <w:ind w:rightChars="0" w:right="-2"/>
-        <w:rPr>
-          <w:rFonts w:ascii="Times New Roman" w:hAnsi="Times New Roman" w:cs="Times New Roman"/>
-          <w:sz w:val="24"/>
-          <w:szCs w:val="24"/>
-          <w:lang w:val="de-DE"/>
-        </w:rPr>
-      </w:pPr>
-      <w:r>
-        <w:rPr>
-          <w:rFonts w:ascii="Times New Roman" w:eastAsiaTheme="minorEastAsia" w:hAnsi="Times New Roman" w:cs="Times New Roman"/>
-          <w:sz w:val="24"/>
-          <w:szCs w:val="24"/>
-          <w:vertAlign w:val="superscript"/>
-          <w:lang w:val="de-DE"/>
-        </w:rPr>
-        <w:t>2</w:t>
-      </w:r>
-      <w:r>
-        <w:rPr>
-          <w:rFonts w:ascii="Times New Roman" w:hAnsi="Times New Roman" w:cs="Times New Roman"/>
-          <w:sz w:val="24"/>
-          <w:szCs w:val="24"/>
-          <w:lang w:val="de-DE"/>
-        </w:rPr>
-        <w:t>SANKEN</w:t>
-      </w:r>
-      <w:r>
-        <w:rPr>
-          <w:rFonts w:ascii="Times New Roman" w:hAnsi="Times New Roman" w:cs="Times New Roman"/>
-          <w:sz w:val="24"/>
-          <w:szCs w:val="24"/>
-          <w:lang w:val="de-DE"/>
-        </w:rPr>
-        <w:t xml:space="preserve">, </w:t>
-      </w:r>
-      <w:r>
-        <w:rPr>
-          <w:rFonts w:ascii="Times New Roman" w:hAnsi="Times New Roman" w:cs="Times New Roman"/>
-          <w:sz w:val="24"/>
-          <w:szCs w:val="24"/>
-          <w:lang w:val="de-DE"/>
-        </w:rPr>
-        <w:t>Osaka University, Ibaraki, Osaka 567-0047,</w:t>
-      </w:r>
-      <w:r>
-        <w:rPr>
-          <w:rFonts w:ascii="Times New Roman" w:hAnsi="Times New Roman" w:cs="Times New Roman"/>
-          <w:sz w:val="24"/>
-          <w:szCs w:val="24"/>
-          <w:lang w:val="de-DE"/>
-        </w:rPr>
-        <w:t xml:space="preserve"> </w:t>
-      </w:r>
-      <w:r>
-        <w:rPr>
-          <w:rFonts w:ascii="Times New Roman" w:hAnsi="Times New Roman" w:cs="Times New Roman"/>
-          <w:sz w:val="24"/>
-          <w:szCs w:val="24"/>
-          <w:lang w:val="de-DE"/>
-        </w:rPr>
-        <w:t>Ja</w:t>
-      </w:r>
-      <w:r>
-        <w:rPr>
-          <w:rFonts w:ascii="Times New Roman" w:hAnsi="Times New Roman" w:cs="Times New Roman"/>
-          <w:sz w:val="24"/>
-          <w:szCs w:val="24"/>
-          <w:lang w:val="de-DE"/>
-        </w:rPr>
-        <w:t>pan</w:t>
-      </w:r>
-    </w:p>
-    <w:p>
-      <w:pPr>
-        <w:pStyle w:val="Email45"/>
-        <w:spacing w:beforeLines="50" w:before="120" w:line="360" w:lineRule="auto"/>
-        <w:ind w:rightChars="0" w:right="-2"/>
-        <w:rPr>
-          <w:rFonts w:cs="Times New Roman"/>
-          <w:i w:val="0"/>
-          <w:sz w:val="24"/>
-          <w:szCs w:val="24"/>
-          <w:lang w:val="de-DE"/>
-        </w:rPr>
-      </w:pPr>
-      <w:r>
-        <w:rPr>
-          <w:rFonts w:cs="Times New Roman"/>
-          <w:i w:val="0"/>
-          <w:sz w:val="24"/>
-          <w:szCs w:val="24"/>
-          <w:lang w:val="de-DE"/>
-        </w:rPr>
-        <w:t>*</w:t>
-      </w:r>
-      <w:proofErr w:type="spellStart"/>
-      <w:r>
-        <w:rPr>
-          <w:rFonts w:cs="Times New Roman"/>
-          <w:i w:val="0"/>
-          <w:sz w:val="24"/>
-          <w:szCs w:val="24"/>
-          <w:lang w:val="de-DE"/>
-        </w:rPr>
-        <w:t>E-mail</w:t>
-      </w:r>
-      <w:proofErr w:type="spellEnd"/>
-      <w:r>
-        <w:rPr>
-          <w:rFonts w:cs="Times New Roman"/>
-          <w:i w:val="0"/>
-          <w:sz w:val="24"/>
-          <w:szCs w:val="24"/>
-          <w:lang w:val="de-DE"/>
-        </w:rPr>
-        <w:t xml:space="preserve">: </w:t>
-      </w:r>
-      <w:r>
-        <w:rPr>
-          <w:rFonts w:cs="Times New Roman"/>
-          <w:i w:val="0"/>
-          <w:sz w:val="24"/>
-          <w:szCs w:val="24"/>
-          <w:lang w:val="de-DE"/>
-        </w:rPr>
-        <w:t>alizadeh21@sanken.osaka-u.ac.jp</w:t>
       </w:r>
     </w:p>
     <w:p>
@@ -372,11 +38,11 @@
       </w:pPr>
       <w:r>
         <w:rPr>
-          <w:rFonts w:ascii="Times New Roman" w:hAnsi="Times New Roman" w:eastAsia="Times New Roman" w:cs="Times New Roman"/>
+          <w:rFonts w:ascii="Arial" w:hAnsi="Arial" w:eastAsia="Arial" w:cs="Arial"/>
           <w:b/>
-          <w:sz w:val="24"/>
+          <w:sz w:val="28"/>
         </w:rPr>
-        <w:t>1. Simulated devices</w:t>
+        <w:t>1. The constant-capacitance model</w:t>
       </w:r>
     </w:p>
     <w:p>
@@ -391,9 +57,1288 @@
           <w:rFonts w:ascii="Times New Roman" w:hAnsi="Times New Roman" w:eastAsia="Times New Roman" w:cs="Times New Roman"/>
           <w:sz w:val="24"/>
         </w:rPr>
-        <w:t>Each device is a double quantum dot with a nearby charge sensor, simulated with the QArray constant-capacitance model. The capacitance matrices are drawn at random from fixed intervals; no draw is filtered, checked or redrawn, so whatever the intervals produce enters the pool. The intervals are chosen so that each dot is driven mainly by its own plunger gate, which is the condition for the two families of transition lines to remain distinguishable.</w:t>
+        <w:t>Each device is a double quantum dot with a nearby charge sensor, simulated with QArray under the constant-capacitance model. In that model the dot array is a network of capacitors: the charge state of the dots is whichever integer occupation minimises the electrostatic energy at the applied gate voltages, and a transition line in the stability diagram is a locus where that minimiser changes. Four capacitance matrices define a device:</w:t>
       </w:r>
     </w:p>
+    <w:p>
+      <w:pPr>
+        <w:pStyle w:val="MainText"/>
+        <w:spacing w:before="0" w:after="0" w:lineRule="auto" w:line="360"/>
+        <w:ind w:left="0" w:right="0" w:firstLine="360"/>
+        <w:jc w:val="both"/>
+      </w:pPr>
+      <w:r>
+        <w:rPr>
+          <w:rFonts w:ascii="Times New Roman" w:hAnsi="Times New Roman" w:eastAsia="Times New Roman" w:cs="Times New Roman"/>
+          <w:sz w:val="24"/>
+        </w:rPr>
+        <w:t>Cdd, the 2 x 2 dot-to-dot matrix, with the self capacitances d1d1 and d2d2 on the diagonal and the interdot capacitance d1d2 off it. Cgd, the 2 x 3 gate-to-dot matrix, whose rows are (d1g1, d1g2, d1g3) and (d2g1, d2g2, d2g3). Cds, the 1 x 2 dot-to-sensor matrix (s1d1, s1d2). Cgs, the 1 x 3 gate-to-sensor matrix (s1g1, s1g2, s1g3).</w:t>
+      </w:r>
+    </w:p>
+    <w:p>
+      <w:pPr>
+        <w:pStyle w:val="MainText"/>
+        <w:spacing w:before="0" w:after="0" w:lineRule="auto" w:line="360"/>
+        <w:ind w:left="0" w:right="0" w:firstLine="360"/>
+        <w:jc w:val="both"/>
+      </w:pPr>
+      <w:r>
+        <w:rPr>
+          <w:rFonts w:ascii="Times New Roman" w:hAnsi="Times New Roman" w:eastAsia="Times New Roman" w:cs="Times New Roman"/>
+          <w:sz w:val="24"/>
+        </w:rPr>
+        <w:t>Three of these entries decide what the honeycomb looks like. The primary gate capacitances d1g1 and d2g2 set the honeycomb PERIOD, i.e. how many cells fall inside the window. The cross capacitances d1g2 and d2g1 set the SLOPE of the two line families, since a dot-1 line has slope -d1g1/d1g2 and a dot-2 line -d2g1/d2g2. The interdot capacitance d1d2 sets the ANTICROSSING, from barely split triple points to a long interdot segment.</w:t>
+      </w:r>
+    </w:p>
+    <w:p>
+      <w:pPr>
+        <w:pStyle w:val="MainText"/>
+        <w:spacing w:before="0" w:after="0" w:lineRule="auto" w:line="360"/>
+        <w:ind w:left="0" w:right="0" w:firstLine="360"/>
+        <w:jc w:val="both"/>
+      </w:pPr>
+      <w:r>
+        <w:rPr>
+          <w:rFonts w:ascii="Times New Roman" w:hAnsi="Times New Roman" w:eastAsia="Times New Roman" w:cs="Times New Roman"/>
+          <w:sz w:val="24"/>
+        </w:rPr>
+        <w:t>The two line families stay distinguishable as long as each dot is driven mainly by its own plunger gate, that is max(cross) &lt; min(primary). Table I satisfies this in every entry, 0.60 &lt; 0.80, but nothing enforces it: the capacitances are drawn and whatever they produce is kept.</w:t>
+      </w:r>
+    </w:p>
+    <w:p>
+      <w:pPr>
+        <w:pStyle w:val="MainText"/>
+        <w:spacing w:before="0" w:after="0" w:lineRule="auto" w:line="360"/>
+        <w:ind w:left="0" w:right="0" w:firstLine="360"/>
+        <w:jc w:val="both"/>
+      </w:pPr>
+      <w:r>
+        <w:rPr>
+          <w:rFonts w:ascii="Times New Roman" w:hAnsi="Times New Roman" w:eastAsia="Times New Roman" w:cs="Times New Roman"/>
+          <w:sz w:val="24"/>
+        </w:rPr>
+        <w:t>Every entry is drawn independently and uniformly from the intervals of Table I, so a device is a point in a 13-dimensional box rather than a perturbation of a template. NO DRAW IS FILTERED, CHECKED OR REDRAWN. A draw that lands somewhere unusual - the two dots merging into one, lines too dense to resolve on the pixel grid, no transition at all inside the window - is kept like any other, and the acceptance rate of the pool is therefore 1.00 by construction.</w:t>
+      </w:r>
+    </w:p>
+    <w:p>
+      <w:pPr>
+        <w:pStyle w:val="MainText"/>
+        <w:spacing w:before="0" w:after="0" w:lineRule="auto" w:line="360"/>
+        <w:ind w:left="0" w:right="0" w:firstLine="0"/>
+        <w:jc w:val="both"/>
+      </w:pPr>
+      <w:r>
+        <w:rPr>
+          <w:rFonts w:ascii="Times New Roman" w:hAnsi="Times New Roman" w:eastAsia="Times New Roman" w:cs="Times New Roman"/>
+          <w:sz w:val="24"/>
+        </w:rPr>
+        <w:t>Table I. The capacitance parameter space. Every device is a single uniform draw from these intervals, in QArray's dimensionless capacitance units. The same intervals are used for the training and the held-out devices; the two sets are separated by device identity, not by parameter range (Table II).</w:t>
+      </w:r>
+    </w:p>
+    <w:tbl>
+      <w:tblPr>
+        <w:tblW w:type="auto" w:w="0"/>
+        <w:tblLayout w:type="fixed"/>
+        <w:tblLook w:firstColumn="1" w:firstRow="1" w:lastColumn="0" w:lastRow="0" w:noHBand="0" w:noVBand="1" w:val="04A0"/>
+        <w:tblBorders>
+          <w:top w:val="single" w:sz="8" w:color="000000"/>
+          <w:bottom w:val="single" w:sz="8" w:color="000000"/>
+        </w:tblBorders>
+      </w:tblPr>
+      <w:tblGrid>
+        <w:gridCol w:w="2199"/>
+        <w:gridCol w:w="2199"/>
+        <w:gridCol w:w="2199"/>
+        <w:gridCol w:w="2199"/>
+      </w:tblGrid>
+      <w:tr>
+        <w:tc>
+          <w:tcPr>
+            <w:tcW w:type="dxa" w:w="1080"/>
+            <w:tcBorders>
+              <w:bottom w:val="single" w:sz="8" w:color="000000"/>
+            </w:tcBorders>
+          </w:tcPr>
+          <w:p>
+            <w:pPr>
+              <w:spacing w:before="0" w:after="0" w:line="240" w:lineRule="auto"/>
+              <w:ind w:firstLine="0"/>
+              <w:jc w:val="left"/>
+            </w:pPr>
+            <w:r>
+              <w:rPr>
+                <w:rFonts w:ascii="Times New Roman" w:hAnsi="Times New Roman" w:eastAsia="Times New Roman" w:cs="Times New Roman"/>
+                <w:b/>
+                <w:sz w:val="24"/>
+              </w:rPr>
+              <w:t>Matrix</w:t>
+            </w:r>
+          </w:p>
+        </w:tc>
+        <w:tc>
+          <w:tcPr>
+            <w:tcW w:type="dxa" w:w="1080"/>
+            <w:tcBorders>
+              <w:bottom w:val="single" w:sz="8" w:color="000000"/>
+            </w:tcBorders>
+          </w:tcPr>
+          <w:p>
+            <w:pPr>
+              <w:spacing w:before="0" w:after="0" w:line="240" w:lineRule="auto"/>
+              <w:ind w:firstLine="0"/>
+              <w:jc w:val="left"/>
+            </w:pPr>
+            <w:r>
+              <w:rPr>
+                <w:rFonts w:ascii="Times New Roman" w:hAnsi="Times New Roman" w:eastAsia="Times New Roman" w:cs="Times New Roman"/>
+                <w:b/>
+                <w:sz w:val="24"/>
+              </w:rPr>
+              <w:t>Entry</w:t>
+            </w:r>
+          </w:p>
+        </w:tc>
+        <w:tc>
+          <w:tcPr>
+            <w:tcW w:type="dxa" w:w="1656"/>
+            <w:tcBorders>
+              <w:bottom w:val="single" w:sz="8" w:color="000000"/>
+            </w:tcBorders>
+          </w:tcPr>
+          <w:p>
+            <w:pPr>
+              <w:spacing w:before="0" w:after="0" w:line="240" w:lineRule="auto"/>
+              <w:ind w:firstLine="0"/>
+              <w:jc w:val="left"/>
+            </w:pPr>
+            <w:r>
+              <w:rPr>
+                <w:rFonts w:ascii="Times New Roman" w:hAnsi="Times New Roman" w:eastAsia="Times New Roman" w:cs="Times New Roman"/>
+                <w:b/>
+                <w:sz w:val="24"/>
+              </w:rPr>
+              <w:t>Interval</w:t>
+            </w:r>
+          </w:p>
+        </w:tc>
+        <w:tc>
+          <w:tcPr>
+            <w:tcW w:type="dxa" w:w="4968"/>
+            <w:tcBorders>
+              <w:bottom w:val="single" w:sz="8" w:color="000000"/>
+            </w:tcBorders>
+          </w:tcPr>
+          <w:p>
+            <w:pPr>
+              <w:spacing w:before="0" w:after="0" w:line="240" w:lineRule="auto"/>
+              <w:ind w:firstLine="0"/>
+              <w:jc w:val="left"/>
+            </w:pPr>
+            <w:r>
+              <w:rPr>
+                <w:rFonts w:ascii="Times New Roman" w:hAnsi="Times New Roman" w:eastAsia="Times New Roman" w:cs="Times New Roman"/>
+                <w:b/>
+                <w:sz w:val="24"/>
+              </w:rPr>
+              <w:t>What it controls</w:t>
+            </w:r>
+          </w:p>
+        </w:tc>
+      </w:tr>
+      <w:tr>
+        <w:tc>
+          <w:tcPr>
+            <w:tcW w:type="dxa" w:w="1080"/>
+          </w:tcPr>
+          <w:p>
+            <w:pPr>
+              <w:spacing w:before="0" w:after="0" w:line="240" w:lineRule="auto"/>
+              <w:ind w:firstLine="0"/>
+              <w:jc w:val="left"/>
+            </w:pPr>
+            <w:r>
+              <w:rPr>
+                <w:rFonts w:ascii="Times New Roman" w:hAnsi="Times New Roman" w:eastAsia="Times New Roman" w:cs="Times New Roman"/>
+                <w:sz w:val="24"/>
+              </w:rPr>
+              <w:t>Cdd</w:t>
+            </w:r>
+          </w:p>
+        </w:tc>
+        <w:tc>
+          <w:tcPr>
+            <w:tcW w:type="dxa" w:w="1080"/>
+          </w:tcPr>
+          <w:p>
+            <w:pPr>
+              <w:spacing w:before="0" w:after="0" w:line="240" w:lineRule="auto"/>
+              <w:ind w:firstLine="0"/>
+              <w:jc w:val="left"/>
+            </w:pPr>
+            <w:r>
+              <w:rPr>
+                <w:rFonts w:ascii="Times New Roman" w:hAnsi="Times New Roman" w:eastAsia="Times New Roman" w:cs="Times New Roman"/>
+                <w:sz w:val="24"/>
+              </w:rPr>
+              <w:t>d1d1</w:t>
+            </w:r>
+          </w:p>
+        </w:tc>
+        <w:tc>
+          <w:tcPr>
+            <w:tcW w:type="dxa" w:w="1656"/>
+          </w:tcPr>
+          <w:p>
+            <w:pPr>
+              <w:spacing w:before="0" w:after="0" w:line="240" w:lineRule="auto"/>
+              <w:ind w:firstLine="0"/>
+              <w:jc w:val="left"/>
+            </w:pPr>
+            <w:r>
+              <w:rPr>
+                <w:rFonts w:ascii="Times New Roman" w:hAnsi="Times New Roman" w:eastAsia="Times New Roman" w:cs="Times New Roman"/>
+                <w:sz w:val="24"/>
+              </w:rPr>
+              <w:t>0.30 - 1.40</w:t>
+            </w:r>
+          </w:p>
+        </w:tc>
+        <w:tc>
+          <w:tcPr>
+            <w:tcW w:type="dxa" w:w="4968"/>
+          </w:tcPr>
+          <w:p>
+            <w:pPr>
+              <w:spacing w:before="0" w:after="0" w:line="240" w:lineRule="auto"/>
+              <w:ind w:firstLine="0"/>
+              <w:jc w:val="left"/>
+            </w:pPr>
+            <w:r>
+              <w:rPr>
+                <w:rFonts w:ascii="Times New Roman" w:hAnsi="Times New Roman" w:eastAsia="Times New Roman" w:cs="Times New Roman"/>
+                <w:sz w:val="24"/>
+              </w:rPr>
+              <w:t>dot 1 self capacitance (charging energy)</w:t>
+            </w:r>
+          </w:p>
+        </w:tc>
+      </w:tr>
+      <w:tr>
+        <w:tc>
+          <w:tcPr>
+            <w:tcW w:type="dxa" w:w="1080"/>
+          </w:tcPr>
+          <w:p>
+            <w:pPr>
+              <w:spacing w:before="0" w:after="0" w:line="240" w:lineRule="auto"/>
+              <w:ind w:firstLine="0"/>
+              <w:jc w:val="left"/>
+            </w:pPr>
+            <w:r>
+              <w:rPr>
+                <w:rFonts w:ascii="Times New Roman" w:hAnsi="Times New Roman" w:eastAsia="Times New Roman" w:cs="Times New Roman"/>
+                <w:sz w:val="24"/>
+              </w:rPr>
+              <w:t>Cdd</w:t>
+            </w:r>
+          </w:p>
+        </w:tc>
+        <w:tc>
+          <w:tcPr>
+            <w:tcW w:type="dxa" w:w="1080"/>
+          </w:tcPr>
+          <w:p>
+            <w:pPr>
+              <w:spacing w:before="0" w:after="0" w:line="240" w:lineRule="auto"/>
+              <w:ind w:firstLine="0"/>
+              <w:jc w:val="left"/>
+            </w:pPr>
+            <w:r>
+              <w:rPr>
+                <w:rFonts w:ascii="Times New Roman" w:hAnsi="Times New Roman" w:eastAsia="Times New Roman" w:cs="Times New Roman"/>
+                <w:sz w:val="24"/>
+              </w:rPr>
+              <w:t>d2d2</w:t>
+            </w:r>
+          </w:p>
+        </w:tc>
+        <w:tc>
+          <w:tcPr>
+            <w:tcW w:type="dxa" w:w="1656"/>
+          </w:tcPr>
+          <w:p>
+            <w:pPr>
+              <w:spacing w:before="0" w:after="0" w:line="240" w:lineRule="auto"/>
+              <w:ind w:firstLine="0"/>
+              <w:jc w:val="left"/>
+            </w:pPr>
+            <w:r>
+              <w:rPr>
+                <w:rFonts w:ascii="Times New Roman" w:hAnsi="Times New Roman" w:eastAsia="Times New Roman" w:cs="Times New Roman"/>
+                <w:sz w:val="24"/>
+              </w:rPr>
+              <w:t>0.30 - 1.40</w:t>
+            </w:r>
+          </w:p>
+        </w:tc>
+        <w:tc>
+          <w:tcPr>
+            <w:tcW w:type="dxa" w:w="4968"/>
+          </w:tcPr>
+          <w:p>
+            <w:pPr>
+              <w:spacing w:before="0" w:after="0" w:line="240" w:lineRule="auto"/>
+              <w:ind w:firstLine="0"/>
+              <w:jc w:val="left"/>
+            </w:pPr>
+            <w:r>
+              <w:rPr>
+                <w:rFonts w:ascii="Times New Roman" w:hAnsi="Times New Roman" w:eastAsia="Times New Roman" w:cs="Times New Roman"/>
+                <w:sz w:val="24"/>
+              </w:rPr>
+              <w:t>dot 2 self capacitance (charging energy)</w:t>
+            </w:r>
+          </w:p>
+        </w:tc>
+      </w:tr>
+      <w:tr>
+        <w:tc>
+          <w:tcPr>
+            <w:tcW w:type="dxa" w:w="1080"/>
+          </w:tcPr>
+          <w:p>
+            <w:pPr>
+              <w:spacing w:before="0" w:after="0" w:line="240" w:lineRule="auto"/>
+              <w:ind w:firstLine="0"/>
+              <w:jc w:val="left"/>
+            </w:pPr>
+            <w:r>
+              <w:rPr>
+                <w:rFonts w:ascii="Times New Roman" w:hAnsi="Times New Roman" w:eastAsia="Times New Roman" w:cs="Times New Roman"/>
+                <w:sz w:val="24"/>
+              </w:rPr>
+              <w:t>Cdd</w:t>
+            </w:r>
+          </w:p>
+        </w:tc>
+        <w:tc>
+          <w:tcPr>
+            <w:tcW w:type="dxa" w:w="1080"/>
+          </w:tcPr>
+          <w:p>
+            <w:pPr>
+              <w:spacing w:before="0" w:after="0" w:line="240" w:lineRule="auto"/>
+              <w:ind w:firstLine="0"/>
+              <w:jc w:val="left"/>
+            </w:pPr>
+            <w:r>
+              <w:rPr>
+                <w:rFonts w:ascii="Times New Roman" w:hAnsi="Times New Roman" w:eastAsia="Times New Roman" w:cs="Times New Roman"/>
+                <w:sz w:val="24"/>
+              </w:rPr>
+              <w:t>d1d2</w:t>
+            </w:r>
+          </w:p>
+        </w:tc>
+        <w:tc>
+          <w:tcPr>
+            <w:tcW w:type="dxa" w:w="1656"/>
+          </w:tcPr>
+          <w:p>
+            <w:pPr>
+              <w:spacing w:before="0" w:after="0" w:line="240" w:lineRule="auto"/>
+              <w:ind w:firstLine="0"/>
+              <w:jc w:val="left"/>
+            </w:pPr>
+            <w:r>
+              <w:rPr>
+                <w:rFonts w:ascii="Times New Roman" w:hAnsi="Times New Roman" w:eastAsia="Times New Roman" w:cs="Times New Roman"/>
+                <w:sz w:val="24"/>
+              </w:rPr>
+              <w:t>0.20 - 2.00</w:t>
+            </w:r>
+          </w:p>
+        </w:tc>
+        <w:tc>
+          <w:tcPr>
+            <w:tcW w:type="dxa" w:w="4968"/>
+          </w:tcPr>
+          <w:p>
+            <w:pPr>
+              <w:spacing w:before="0" w:after="0" w:line="240" w:lineRule="auto"/>
+              <w:ind w:firstLine="0"/>
+              <w:jc w:val="left"/>
+            </w:pPr>
+            <w:r>
+              <w:rPr>
+                <w:rFonts w:ascii="Times New Roman" w:hAnsi="Times New Roman" w:eastAsia="Times New Roman" w:cs="Times New Roman"/>
+                <w:sz w:val="24"/>
+              </w:rPr>
+              <w:t>interdot capacitance: the anticrossing</w:t>
+            </w:r>
+          </w:p>
+        </w:tc>
+      </w:tr>
+      <w:tr>
+        <w:tc>
+          <w:tcPr>
+            <w:tcW w:type="dxa" w:w="1080"/>
+          </w:tcPr>
+          <w:p>
+            <w:pPr>
+              <w:spacing w:before="0" w:after="0" w:line="240" w:lineRule="auto"/>
+              <w:ind w:firstLine="0"/>
+              <w:jc w:val="left"/>
+            </w:pPr>
+            <w:r>
+              <w:rPr>
+                <w:rFonts w:ascii="Times New Roman" w:hAnsi="Times New Roman" w:eastAsia="Times New Roman" w:cs="Times New Roman"/>
+                <w:sz w:val="24"/>
+              </w:rPr>
+              <w:t>Cgd</w:t>
+            </w:r>
+          </w:p>
+        </w:tc>
+        <w:tc>
+          <w:tcPr>
+            <w:tcW w:type="dxa" w:w="1080"/>
+          </w:tcPr>
+          <w:p>
+            <w:pPr>
+              <w:spacing w:before="0" w:after="0" w:line="240" w:lineRule="auto"/>
+              <w:ind w:firstLine="0"/>
+              <w:jc w:val="left"/>
+            </w:pPr>
+            <w:r>
+              <w:rPr>
+                <w:rFonts w:ascii="Times New Roman" w:hAnsi="Times New Roman" w:eastAsia="Times New Roman" w:cs="Times New Roman"/>
+                <w:sz w:val="24"/>
+              </w:rPr>
+              <w:t>d1g1</w:t>
+            </w:r>
+          </w:p>
+        </w:tc>
+        <w:tc>
+          <w:tcPr>
+            <w:tcW w:type="dxa" w:w="1656"/>
+          </w:tcPr>
+          <w:p>
+            <w:pPr>
+              <w:spacing w:before="0" w:after="0" w:line="240" w:lineRule="auto"/>
+              <w:ind w:firstLine="0"/>
+              <w:jc w:val="left"/>
+            </w:pPr>
+            <w:r>
+              <w:rPr>
+                <w:rFonts w:ascii="Times New Roman" w:hAnsi="Times New Roman" w:eastAsia="Times New Roman" w:cs="Times New Roman"/>
+                <w:sz w:val="24"/>
+              </w:rPr>
+              <w:t>0.80 - 6.00</w:t>
+            </w:r>
+          </w:p>
+        </w:tc>
+        <w:tc>
+          <w:tcPr>
+            <w:tcW w:type="dxa" w:w="4968"/>
+          </w:tcPr>
+          <w:p>
+            <w:pPr>
+              <w:spacing w:before="0" w:after="0" w:line="240" w:lineRule="auto"/>
+              <w:ind w:firstLine="0"/>
+              <w:jc w:val="left"/>
+            </w:pPr>
+            <w:r>
+              <w:rPr>
+                <w:rFonts w:ascii="Times New Roman" w:hAnsi="Times New Roman" w:eastAsia="Times New Roman" w:cs="Times New Roman"/>
+                <w:sz w:val="24"/>
+              </w:rPr>
+              <w:t>dot 1 primary gate: honeycomb period</w:t>
+            </w:r>
+          </w:p>
+        </w:tc>
+      </w:tr>
+      <w:tr>
+        <w:tc>
+          <w:tcPr>
+            <w:tcW w:type="dxa" w:w="1080"/>
+          </w:tcPr>
+          <w:p>
+            <w:pPr>
+              <w:spacing w:before="0" w:after="0" w:line="240" w:lineRule="auto"/>
+              <w:ind w:firstLine="0"/>
+              <w:jc w:val="left"/>
+            </w:pPr>
+            <w:r>
+              <w:rPr>
+                <w:rFonts w:ascii="Times New Roman" w:hAnsi="Times New Roman" w:eastAsia="Times New Roman" w:cs="Times New Roman"/>
+                <w:sz w:val="24"/>
+              </w:rPr>
+              <w:t>Cgd</w:t>
+            </w:r>
+          </w:p>
+        </w:tc>
+        <w:tc>
+          <w:tcPr>
+            <w:tcW w:type="dxa" w:w="1080"/>
+          </w:tcPr>
+          <w:p>
+            <w:pPr>
+              <w:spacing w:before="0" w:after="0" w:line="240" w:lineRule="auto"/>
+              <w:ind w:firstLine="0"/>
+              <w:jc w:val="left"/>
+            </w:pPr>
+            <w:r>
+              <w:rPr>
+                <w:rFonts w:ascii="Times New Roman" w:hAnsi="Times New Roman" w:eastAsia="Times New Roman" w:cs="Times New Roman"/>
+                <w:sz w:val="24"/>
+              </w:rPr>
+              <w:t>d2g2</w:t>
+            </w:r>
+          </w:p>
+        </w:tc>
+        <w:tc>
+          <w:tcPr>
+            <w:tcW w:type="dxa" w:w="1656"/>
+          </w:tcPr>
+          <w:p>
+            <w:pPr>
+              <w:spacing w:before="0" w:after="0" w:line="240" w:lineRule="auto"/>
+              <w:ind w:firstLine="0"/>
+              <w:jc w:val="left"/>
+            </w:pPr>
+            <w:r>
+              <w:rPr>
+                <w:rFonts w:ascii="Times New Roman" w:hAnsi="Times New Roman" w:eastAsia="Times New Roman" w:cs="Times New Roman"/>
+                <w:sz w:val="24"/>
+              </w:rPr>
+              <w:t>0.80 - 6.00</w:t>
+            </w:r>
+          </w:p>
+        </w:tc>
+        <w:tc>
+          <w:tcPr>
+            <w:tcW w:type="dxa" w:w="4968"/>
+          </w:tcPr>
+          <w:p>
+            <w:pPr>
+              <w:spacing w:before="0" w:after="0" w:line="240" w:lineRule="auto"/>
+              <w:ind w:firstLine="0"/>
+              <w:jc w:val="left"/>
+            </w:pPr>
+            <w:r>
+              <w:rPr>
+                <w:rFonts w:ascii="Times New Roman" w:hAnsi="Times New Roman" w:eastAsia="Times New Roman" w:cs="Times New Roman"/>
+                <w:sz w:val="24"/>
+              </w:rPr>
+              <w:t>dot 2 primary gate: honeycomb period</w:t>
+            </w:r>
+          </w:p>
+        </w:tc>
+      </w:tr>
+      <w:tr>
+        <w:tc>
+          <w:tcPr>
+            <w:tcW w:type="dxa" w:w="1080"/>
+          </w:tcPr>
+          <w:p>
+            <w:pPr>
+              <w:spacing w:before="0" w:after="0" w:line="240" w:lineRule="auto"/>
+              <w:ind w:firstLine="0"/>
+              <w:jc w:val="left"/>
+            </w:pPr>
+            <w:r>
+              <w:rPr>
+                <w:rFonts w:ascii="Times New Roman" w:hAnsi="Times New Roman" w:eastAsia="Times New Roman" w:cs="Times New Roman"/>
+                <w:sz w:val="24"/>
+              </w:rPr>
+              <w:t>Cgd</w:t>
+            </w:r>
+          </w:p>
+        </w:tc>
+        <w:tc>
+          <w:tcPr>
+            <w:tcW w:type="dxa" w:w="1080"/>
+          </w:tcPr>
+          <w:p>
+            <w:pPr>
+              <w:spacing w:before="0" w:after="0" w:line="240" w:lineRule="auto"/>
+              <w:ind w:firstLine="0"/>
+              <w:jc w:val="left"/>
+            </w:pPr>
+            <w:r>
+              <w:rPr>
+                <w:rFonts w:ascii="Times New Roman" w:hAnsi="Times New Roman" w:eastAsia="Times New Roman" w:cs="Times New Roman"/>
+                <w:sz w:val="24"/>
+              </w:rPr>
+              <w:t>d1g2</w:t>
+            </w:r>
+          </w:p>
+        </w:tc>
+        <w:tc>
+          <w:tcPr>
+            <w:tcW w:type="dxa" w:w="1656"/>
+          </w:tcPr>
+          <w:p>
+            <w:pPr>
+              <w:spacing w:before="0" w:after="0" w:line="240" w:lineRule="auto"/>
+              <w:ind w:firstLine="0"/>
+              <w:jc w:val="left"/>
+            </w:pPr>
+            <w:r>
+              <w:rPr>
+                <w:rFonts w:ascii="Times New Roman" w:hAnsi="Times New Roman" w:eastAsia="Times New Roman" w:cs="Times New Roman"/>
+                <w:sz w:val="24"/>
+              </w:rPr>
+              <w:t>0.05 - 0.60</w:t>
+            </w:r>
+          </w:p>
+        </w:tc>
+        <w:tc>
+          <w:tcPr>
+            <w:tcW w:type="dxa" w:w="4968"/>
+          </w:tcPr>
+          <w:p>
+            <w:pPr>
+              <w:spacing w:before="0" w:after="0" w:line="240" w:lineRule="auto"/>
+              <w:ind w:firstLine="0"/>
+              <w:jc w:val="left"/>
+            </w:pPr>
+            <w:r>
+              <w:rPr>
+                <w:rFonts w:ascii="Times New Roman" w:hAnsi="Times New Roman" w:eastAsia="Times New Roman" w:cs="Times New Roman"/>
+                <w:sz w:val="24"/>
+              </w:rPr>
+              <w:t>dot 1 cross gate: line slope</w:t>
+            </w:r>
+          </w:p>
+        </w:tc>
+      </w:tr>
+      <w:tr>
+        <w:tc>
+          <w:tcPr>
+            <w:tcW w:type="dxa" w:w="1080"/>
+          </w:tcPr>
+          <w:p>
+            <w:pPr>
+              <w:spacing w:before="0" w:after="0" w:line="240" w:lineRule="auto"/>
+              <w:ind w:firstLine="0"/>
+              <w:jc w:val="left"/>
+            </w:pPr>
+            <w:r>
+              <w:rPr>
+                <w:rFonts w:ascii="Times New Roman" w:hAnsi="Times New Roman" w:eastAsia="Times New Roman" w:cs="Times New Roman"/>
+                <w:sz w:val="24"/>
+              </w:rPr>
+              <w:t>Cgd</w:t>
+            </w:r>
+          </w:p>
+        </w:tc>
+        <w:tc>
+          <w:tcPr>
+            <w:tcW w:type="dxa" w:w="1080"/>
+          </w:tcPr>
+          <w:p>
+            <w:pPr>
+              <w:spacing w:before="0" w:after="0" w:line="240" w:lineRule="auto"/>
+              <w:ind w:firstLine="0"/>
+              <w:jc w:val="left"/>
+            </w:pPr>
+            <w:r>
+              <w:rPr>
+                <w:rFonts w:ascii="Times New Roman" w:hAnsi="Times New Roman" w:eastAsia="Times New Roman" w:cs="Times New Roman"/>
+                <w:sz w:val="24"/>
+              </w:rPr>
+              <w:t>d2g1</w:t>
+            </w:r>
+          </w:p>
+        </w:tc>
+        <w:tc>
+          <w:tcPr>
+            <w:tcW w:type="dxa" w:w="1656"/>
+          </w:tcPr>
+          <w:p>
+            <w:pPr>
+              <w:spacing w:before="0" w:after="0" w:line="240" w:lineRule="auto"/>
+              <w:ind w:firstLine="0"/>
+              <w:jc w:val="left"/>
+            </w:pPr>
+            <w:r>
+              <w:rPr>
+                <w:rFonts w:ascii="Times New Roman" w:hAnsi="Times New Roman" w:eastAsia="Times New Roman" w:cs="Times New Roman"/>
+                <w:sz w:val="24"/>
+              </w:rPr>
+              <w:t>0.05 - 0.60</w:t>
+            </w:r>
+          </w:p>
+        </w:tc>
+        <w:tc>
+          <w:tcPr>
+            <w:tcW w:type="dxa" w:w="4968"/>
+          </w:tcPr>
+          <w:p>
+            <w:pPr>
+              <w:spacing w:before="0" w:after="0" w:line="240" w:lineRule="auto"/>
+              <w:ind w:firstLine="0"/>
+              <w:jc w:val="left"/>
+            </w:pPr>
+            <w:r>
+              <w:rPr>
+                <w:rFonts w:ascii="Times New Roman" w:hAnsi="Times New Roman" w:eastAsia="Times New Roman" w:cs="Times New Roman"/>
+                <w:sz w:val="24"/>
+              </w:rPr>
+              <w:t>dot 2 cross gate: line slope</w:t>
+            </w:r>
+          </w:p>
+        </w:tc>
+      </w:tr>
+      <w:tr>
+        <w:tc>
+          <w:tcPr>
+            <w:tcW w:type="dxa" w:w="1080"/>
+          </w:tcPr>
+          <w:p>
+            <w:pPr>
+              <w:spacing w:before="0" w:after="0" w:line="240" w:lineRule="auto"/>
+              <w:ind w:firstLine="0"/>
+              <w:jc w:val="left"/>
+            </w:pPr>
+            <w:r>
+              <w:rPr>
+                <w:rFonts w:ascii="Times New Roman" w:hAnsi="Times New Roman" w:eastAsia="Times New Roman" w:cs="Times New Roman"/>
+                <w:sz w:val="24"/>
+              </w:rPr>
+              <w:t>Cgd</w:t>
+            </w:r>
+          </w:p>
+        </w:tc>
+        <w:tc>
+          <w:tcPr>
+            <w:tcW w:type="dxa" w:w="1080"/>
+          </w:tcPr>
+          <w:p>
+            <w:pPr>
+              <w:spacing w:before="0" w:after="0" w:line="240" w:lineRule="auto"/>
+              <w:ind w:firstLine="0"/>
+              <w:jc w:val="left"/>
+            </w:pPr>
+            <w:r>
+              <w:rPr>
+                <w:rFonts w:ascii="Times New Roman" w:hAnsi="Times New Roman" w:eastAsia="Times New Roman" w:cs="Times New Roman"/>
+                <w:sz w:val="24"/>
+              </w:rPr>
+              <w:t>d1g3</w:t>
+            </w:r>
+          </w:p>
+        </w:tc>
+        <w:tc>
+          <w:tcPr>
+            <w:tcW w:type="dxa" w:w="1656"/>
+          </w:tcPr>
+          <w:p>
+            <w:pPr>
+              <w:spacing w:before="0" w:after="0" w:line="240" w:lineRule="auto"/>
+              <w:ind w:firstLine="0"/>
+              <w:jc w:val="left"/>
+            </w:pPr>
+            <w:r>
+              <w:rPr>
+                <w:rFonts w:ascii="Times New Roman" w:hAnsi="Times New Roman" w:eastAsia="Times New Roman" w:cs="Times New Roman"/>
+                <w:sz w:val="24"/>
+              </w:rPr>
+              <w:t>0.01 - 0.10</w:t>
+            </w:r>
+          </w:p>
+        </w:tc>
+        <w:tc>
+          <w:tcPr>
+            <w:tcW w:type="dxa" w:w="4968"/>
+          </w:tcPr>
+          <w:p>
+            <w:pPr>
+              <w:spacing w:before="0" w:after="0" w:line="240" w:lineRule="auto"/>
+              <w:ind w:firstLine="0"/>
+              <w:jc w:val="left"/>
+            </w:pPr>
+            <w:r>
+              <w:rPr>
+                <w:rFonts w:ascii="Times New Roman" w:hAnsi="Times New Roman" w:eastAsia="Times New Roman" w:cs="Times New Roman"/>
+                <w:sz w:val="24"/>
+              </w:rPr>
+              <w:t>dot 1 residual coupling to gate 3</w:t>
+            </w:r>
+          </w:p>
+        </w:tc>
+      </w:tr>
+      <w:tr>
+        <w:tc>
+          <w:tcPr>
+            <w:tcW w:type="dxa" w:w="1080"/>
+          </w:tcPr>
+          <w:p>
+            <w:pPr>
+              <w:spacing w:before="0" w:after="0" w:line="240" w:lineRule="auto"/>
+              <w:ind w:firstLine="0"/>
+              <w:jc w:val="left"/>
+            </w:pPr>
+            <w:r>
+              <w:rPr>
+                <w:rFonts w:ascii="Times New Roman" w:hAnsi="Times New Roman" w:eastAsia="Times New Roman" w:cs="Times New Roman"/>
+                <w:sz w:val="24"/>
+              </w:rPr>
+              <w:t>Cgd</w:t>
+            </w:r>
+          </w:p>
+        </w:tc>
+        <w:tc>
+          <w:tcPr>
+            <w:tcW w:type="dxa" w:w="1080"/>
+          </w:tcPr>
+          <w:p>
+            <w:pPr>
+              <w:spacing w:before="0" w:after="0" w:line="240" w:lineRule="auto"/>
+              <w:ind w:firstLine="0"/>
+              <w:jc w:val="left"/>
+            </w:pPr>
+            <w:r>
+              <w:rPr>
+                <w:rFonts w:ascii="Times New Roman" w:hAnsi="Times New Roman" w:eastAsia="Times New Roman" w:cs="Times New Roman"/>
+                <w:sz w:val="24"/>
+              </w:rPr>
+              <w:t>d2g3</w:t>
+            </w:r>
+          </w:p>
+        </w:tc>
+        <w:tc>
+          <w:tcPr>
+            <w:tcW w:type="dxa" w:w="1656"/>
+          </w:tcPr>
+          <w:p>
+            <w:pPr>
+              <w:spacing w:before="0" w:after="0" w:line="240" w:lineRule="auto"/>
+              <w:ind w:firstLine="0"/>
+              <w:jc w:val="left"/>
+            </w:pPr>
+            <w:r>
+              <w:rPr>
+                <w:rFonts w:ascii="Times New Roman" w:hAnsi="Times New Roman" w:eastAsia="Times New Roman" w:cs="Times New Roman"/>
+                <w:sz w:val="24"/>
+              </w:rPr>
+              <w:t>0.01 - 0.10</w:t>
+            </w:r>
+          </w:p>
+        </w:tc>
+        <w:tc>
+          <w:tcPr>
+            <w:tcW w:type="dxa" w:w="4968"/>
+          </w:tcPr>
+          <w:p>
+            <w:pPr>
+              <w:spacing w:before="0" w:after="0" w:line="240" w:lineRule="auto"/>
+              <w:ind w:firstLine="0"/>
+              <w:jc w:val="left"/>
+            </w:pPr>
+            <w:r>
+              <w:rPr>
+                <w:rFonts w:ascii="Times New Roman" w:hAnsi="Times New Roman" w:eastAsia="Times New Roman" w:cs="Times New Roman"/>
+                <w:sz w:val="24"/>
+              </w:rPr>
+              <w:t>dot 2 residual coupling to gate 3</w:t>
+            </w:r>
+          </w:p>
+        </w:tc>
+      </w:tr>
+      <w:tr>
+        <w:tc>
+          <w:tcPr>
+            <w:tcW w:type="dxa" w:w="1080"/>
+          </w:tcPr>
+          <w:p>
+            <w:pPr>
+              <w:spacing w:before="0" w:after="0" w:line="240" w:lineRule="auto"/>
+              <w:ind w:firstLine="0"/>
+              <w:jc w:val="left"/>
+            </w:pPr>
+            <w:r>
+              <w:rPr>
+                <w:rFonts w:ascii="Times New Roman" w:hAnsi="Times New Roman" w:eastAsia="Times New Roman" w:cs="Times New Roman"/>
+                <w:sz w:val="24"/>
+              </w:rPr>
+              <w:t>Cds</w:t>
+            </w:r>
+          </w:p>
+        </w:tc>
+        <w:tc>
+          <w:tcPr>
+            <w:tcW w:type="dxa" w:w="1080"/>
+          </w:tcPr>
+          <w:p>
+            <w:pPr>
+              <w:spacing w:before="0" w:after="0" w:line="240" w:lineRule="auto"/>
+              <w:ind w:firstLine="0"/>
+              <w:jc w:val="left"/>
+            </w:pPr>
+            <w:r>
+              <w:rPr>
+                <w:rFonts w:ascii="Times New Roman" w:hAnsi="Times New Roman" w:eastAsia="Times New Roman" w:cs="Times New Roman"/>
+                <w:sz w:val="24"/>
+              </w:rPr>
+              <w:t>s1d1</w:t>
+            </w:r>
+          </w:p>
+        </w:tc>
+        <w:tc>
+          <w:tcPr>
+            <w:tcW w:type="dxa" w:w="1656"/>
+          </w:tcPr>
+          <w:p>
+            <w:pPr>
+              <w:spacing w:before="0" w:after="0" w:line="240" w:lineRule="auto"/>
+              <w:ind w:firstLine="0"/>
+              <w:jc w:val="left"/>
+            </w:pPr>
+            <w:r>
+              <w:rPr>
+                <w:rFonts w:ascii="Times New Roman" w:hAnsi="Times New Roman" w:eastAsia="Times New Roman" w:cs="Times New Roman"/>
+                <w:sz w:val="24"/>
+              </w:rPr>
+              <w:t>0.02 - 0.15</w:t>
+            </w:r>
+          </w:p>
+        </w:tc>
+        <w:tc>
+          <w:tcPr>
+            <w:tcW w:type="dxa" w:w="4968"/>
+          </w:tcPr>
+          <w:p>
+            <w:pPr>
+              <w:spacing w:before="0" w:after="0" w:line="240" w:lineRule="auto"/>
+              <w:ind w:firstLine="0"/>
+              <w:jc w:val="left"/>
+            </w:pPr>
+            <w:r>
+              <w:rPr>
+                <w:rFonts w:ascii="Times New Roman" w:hAnsi="Times New Roman" w:eastAsia="Times New Roman" w:cs="Times New Roman"/>
+                <w:sz w:val="24"/>
+              </w:rPr>
+              <w:t>dot 1 to sensor coupling</w:t>
+            </w:r>
+          </w:p>
+        </w:tc>
+      </w:tr>
+      <w:tr>
+        <w:tc>
+          <w:tcPr>
+            <w:tcW w:type="dxa" w:w="1080"/>
+          </w:tcPr>
+          <w:p>
+            <w:pPr>
+              <w:spacing w:before="0" w:after="0" w:line="240" w:lineRule="auto"/>
+              <w:ind w:firstLine="0"/>
+              <w:jc w:val="left"/>
+            </w:pPr>
+            <w:r>
+              <w:rPr>
+                <w:rFonts w:ascii="Times New Roman" w:hAnsi="Times New Roman" w:eastAsia="Times New Roman" w:cs="Times New Roman"/>
+                <w:sz w:val="24"/>
+              </w:rPr>
+              <w:t>Cds</w:t>
+            </w:r>
+          </w:p>
+        </w:tc>
+        <w:tc>
+          <w:tcPr>
+            <w:tcW w:type="dxa" w:w="1080"/>
+          </w:tcPr>
+          <w:p>
+            <w:pPr>
+              <w:spacing w:before="0" w:after="0" w:line="240" w:lineRule="auto"/>
+              <w:ind w:firstLine="0"/>
+              <w:jc w:val="left"/>
+            </w:pPr>
+            <w:r>
+              <w:rPr>
+                <w:rFonts w:ascii="Times New Roman" w:hAnsi="Times New Roman" w:eastAsia="Times New Roman" w:cs="Times New Roman"/>
+                <w:sz w:val="24"/>
+              </w:rPr>
+              <w:t>s1d2</w:t>
+            </w:r>
+          </w:p>
+        </w:tc>
+        <w:tc>
+          <w:tcPr>
+            <w:tcW w:type="dxa" w:w="1656"/>
+          </w:tcPr>
+          <w:p>
+            <w:pPr>
+              <w:spacing w:before="0" w:after="0" w:line="240" w:lineRule="auto"/>
+              <w:ind w:firstLine="0"/>
+              <w:jc w:val="left"/>
+            </w:pPr>
+            <w:r>
+              <w:rPr>
+                <w:rFonts w:ascii="Times New Roman" w:hAnsi="Times New Roman" w:eastAsia="Times New Roman" w:cs="Times New Roman"/>
+                <w:sz w:val="24"/>
+              </w:rPr>
+              <w:t>0.02 - 0.15</w:t>
+            </w:r>
+          </w:p>
+        </w:tc>
+        <w:tc>
+          <w:tcPr>
+            <w:tcW w:type="dxa" w:w="4968"/>
+          </w:tcPr>
+          <w:p>
+            <w:pPr>
+              <w:spacing w:before="0" w:after="0" w:line="240" w:lineRule="auto"/>
+              <w:ind w:firstLine="0"/>
+              <w:jc w:val="left"/>
+            </w:pPr>
+            <w:r>
+              <w:rPr>
+                <w:rFonts w:ascii="Times New Roman" w:hAnsi="Times New Roman" w:eastAsia="Times New Roman" w:cs="Times New Roman"/>
+                <w:sz w:val="24"/>
+              </w:rPr>
+              <w:t>dot 2 to sensor coupling</w:t>
+            </w:r>
+          </w:p>
+        </w:tc>
+      </w:tr>
+      <w:tr>
+        <w:tc>
+          <w:tcPr>
+            <w:tcW w:type="dxa" w:w="1080"/>
+          </w:tcPr>
+          <w:p>
+            <w:pPr>
+              <w:spacing w:before="0" w:after="0" w:line="240" w:lineRule="auto"/>
+              <w:ind w:firstLine="0"/>
+              <w:jc w:val="left"/>
+            </w:pPr>
+            <w:r>
+              <w:rPr>
+                <w:rFonts w:ascii="Times New Roman" w:hAnsi="Times New Roman" w:eastAsia="Times New Roman" w:cs="Times New Roman"/>
+                <w:sz w:val="24"/>
+              </w:rPr>
+              <w:t>Cgs</w:t>
+            </w:r>
+          </w:p>
+        </w:tc>
+        <w:tc>
+          <w:tcPr>
+            <w:tcW w:type="dxa" w:w="1080"/>
+          </w:tcPr>
+          <w:p>
+            <w:pPr>
+              <w:spacing w:before="0" w:after="0" w:line="240" w:lineRule="auto"/>
+              <w:ind w:firstLine="0"/>
+              <w:jc w:val="left"/>
+            </w:pPr>
+            <w:r>
+              <w:rPr>
+                <w:rFonts w:ascii="Times New Roman" w:hAnsi="Times New Roman" w:eastAsia="Times New Roman" w:cs="Times New Roman"/>
+                <w:sz w:val="24"/>
+              </w:rPr>
+              <w:t>s1g1</w:t>
+            </w:r>
+          </w:p>
+        </w:tc>
+        <w:tc>
+          <w:tcPr>
+            <w:tcW w:type="dxa" w:w="1656"/>
+          </w:tcPr>
+          <w:p>
+            <w:pPr>
+              <w:spacing w:before="0" w:after="0" w:line="240" w:lineRule="auto"/>
+              <w:ind w:firstLine="0"/>
+              <w:jc w:val="left"/>
+            </w:pPr>
+            <w:r>
+              <w:rPr>
+                <w:rFonts w:ascii="Times New Roman" w:hAnsi="Times New Roman" w:eastAsia="Times New Roman" w:cs="Times New Roman"/>
+                <w:sz w:val="24"/>
+              </w:rPr>
+              <w:t>0.02 - 0.10</w:t>
+            </w:r>
+          </w:p>
+        </w:tc>
+        <w:tc>
+          <w:tcPr>
+            <w:tcW w:type="dxa" w:w="4968"/>
+          </w:tcPr>
+          <w:p>
+            <w:pPr>
+              <w:spacing w:before="0" w:after="0" w:line="240" w:lineRule="auto"/>
+              <w:ind w:firstLine="0"/>
+              <w:jc w:val="left"/>
+            </w:pPr>
+            <w:r>
+              <w:rPr>
+                <w:rFonts w:ascii="Times New Roman" w:hAnsi="Times New Roman" w:eastAsia="Times New Roman" w:cs="Times New Roman"/>
+                <w:sz w:val="24"/>
+              </w:rPr>
+              <w:t>gate 1 to sensor cross-talk</w:t>
+            </w:r>
+          </w:p>
+        </w:tc>
+      </w:tr>
+      <w:tr>
+        <w:tc>
+          <w:tcPr>
+            <w:tcW w:type="dxa" w:w="1080"/>
+          </w:tcPr>
+          <w:p>
+            <w:pPr>
+              <w:spacing w:before="0" w:after="0" w:line="240" w:lineRule="auto"/>
+              <w:ind w:firstLine="0"/>
+              <w:jc w:val="left"/>
+            </w:pPr>
+            <w:r>
+              <w:rPr>
+                <w:rFonts w:ascii="Times New Roman" w:hAnsi="Times New Roman" w:eastAsia="Times New Roman" w:cs="Times New Roman"/>
+                <w:sz w:val="24"/>
+              </w:rPr>
+              <w:t>Cgs</w:t>
+            </w:r>
+          </w:p>
+        </w:tc>
+        <w:tc>
+          <w:tcPr>
+            <w:tcW w:type="dxa" w:w="1080"/>
+          </w:tcPr>
+          <w:p>
+            <w:pPr>
+              <w:spacing w:before="0" w:after="0" w:line="240" w:lineRule="auto"/>
+              <w:ind w:firstLine="0"/>
+              <w:jc w:val="left"/>
+            </w:pPr>
+            <w:r>
+              <w:rPr>
+                <w:rFonts w:ascii="Times New Roman" w:hAnsi="Times New Roman" w:eastAsia="Times New Roman" w:cs="Times New Roman"/>
+                <w:sz w:val="24"/>
+              </w:rPr>
+              <w:t>s1g2</w:t>
+            </w:r>
+          </w:p>
+        </w:tc>
+        <w:tc>
+          <w:tcPr>
+            <w:tcW w:type="dxa" w:w="1656"/>
+          </w:tcPr>
+          <w:p>
+            <w:pPr>
+              <w:spacing w:before="0" w:after="0" w:line="240" w:lineRule="auto"/>
+              <w:ind w:firstLine="0"/>
+              <w:jc w:val="left"/>
+            </w:pPr>
+            <w:r>
+              <w:rPr>
+                <w:rFonts w:ascii="Times New Roman" w:hAnsi="Times New Roman" w:eastAsia="Times New Roman" w:cs="Times New Roman"/>
+                <w:sz w:val="24"/>
+              </w:rPr>
+              <w:t>0.02 - 0.10</w:t>
+            </w:r>
+          </w:p>
+        </w:tc>
+        <w:tc>
+          <w:tcPr>
+            <w:tcW w:type="dxa" w:w="4968"/>
+          </w:tcPr>
+          <w:p>
+            <w:pPr>
+              <w:spacing w:before="0" w:after="0" w:line="240" w:lineRule="auto"/>
+              <w:ind w:firstLine="0"/>
+              <w:jc w:val="left"/>
+            </w:pPr>
+            <w:r>
+              <w:rPr>
+                <w:rFonts w:ascii="Times New Roman" w:hAnsi="Times New Roman" w:eastAsia="Times New Roman" w:cs="Times New Roman"/>
+                <w:sz w:val="24"/>
+              </w:rPr>
+              <w:t>gate 2 to sensor cross-talk</w:t>
+            </w:r>
+          </w:p>
+        </w:tc>
+      </w:tr>
+      <w:tr>
+        <w:tc>
+          <w:tcPr>
+            <w:tcW w:type="dxa" w:w="1080"/>
+          </w:tcPr>
+          <w:p>
+            <w:pPr>
+              <w:spacing w:before="0" w:after="0" w:line="240" w:lineRule="auto"/>
+              <w:ind w:firstLine="0"/>
+              <w:jc w:val="left"/>
+            </w:pPr>
+            <w:r>
+              <w:rPr>
+                <w:rFonts w:ascii="Times New Roman" w:hAnsi="Times New Roman" w:eastAsia="Times New Roman" w:cs="Times New Roman"/>
+                <w:sz w:val="24"/>
+              </w:rPr>
+              <w:t>Cgs</w:t>
+            </w:r>
+          </w:p>
+        </w:tc>
+        <w:tc>
+          <w:tcPr>
+            <w:tcW w:type="dxa" w:w="1080"/>
+          </w:tcPr>
+          <w:p>
+            <w:pPr>
+              <w:spacing w:before="0" w:after="0" w:line="240" w:lineRule="auto"/>
+              <w:ind w:firstLine="0"/>
+              <w:jc w:val="left"/>
+            </w:pPr>
+            <w:r>
+              <w:rPr>
+                <w:rFonts w:ascii="Times New Roman" w:hAnsi="Times New Roman" w:eastAsia="Times New Roman" w:cs="Times New Roman"/>
+                <w:sz w:val="24"/>
+              </w:rPr>
+              <w:t>s1g3</w:t>
+            </w:r>
+          </w:p>
+        </w:tc>
+        <w:tc>
+          <w:tcPr>
+            <w:tcW w:type="dxa" w:w="1656"/>
+          </w:tcPr>
+          <w:p>
+            <w:pPr>
+              <w:spacing w:before="0" w:after="0" w:line="240" w:lineRule="auto"/>
+              <w:ind w:firstLine="0"/>
+              <w:jc w:val="left"/>
+            </w:pPr>
+            <w:r>
+              <w:rPr>
+                <w:rFonts w:ascii="Times New Roman" w:hAnsi="Times New Roman" w:eastAsia="Times New Roman" w:cs="Times New Roman"/>
+                <w:sz w:val="24"/>
+              </w:rPr>
+              <w:t>0.10 - 1.00</w:t>
+            </w:r>
+          </w:p>
+        </w:tc>
+        <w:tc>
+          <w:tcPr>
+            <w:tcW w:type="dxa" w:w="4968"/>
+          </w:tcPr>
+          <w:p>
+            <w:pPr>
+              <w:spacing w:before="0" w:after="0" w:line="240" w:lineRule="auto"/>
+              <w:ind w:firstLine="0"/>
+              <w:jc w:val="left"/>
+            </w:pPr>
+            <w:r>
+              <w:rPr>
+                <w:rFonts w:ascii="Times New Roman" w:hAnsi="Times New Roman" w:eastAsia="Times New Roman" w:cs="Times New Roman"/>
+                <w:sz w:val="24"/>
+              </w:rPr>
+              <w:t>gate 3 to sensor cross-talk</w:t>
+            </w:r>
+          </w:p>
+        </w:tc>
+      </w:tr>
+    </w:tbl>
+    <w:p/>
     <w:p>
       <w:pPr>
         <w:pStyle w:val="MainText"/>
@@ -448,9 +1393,9 @@
       </w:pPr>
       <w:r>
         <w:rPr>
-          <w:rFonts w:ascii="Times New Roman" w:hAnsi="Times New Roman" w:eastAsia="Times New Roman" w:cs="Times New Roman"/>
+          <w:rFonts w:ascii="Arial" w:hAnsi="Arial" w:eastAsia="Arial" w:cs="Arial"/>
           <w:b/>
-          <w:sz w:val="24"/>
+          <w:sz w:val="28"/>
         </w:rPr>
         <w:t>2. Ground truth</w:t>
       </w:r>
@@ -479,9 +1424,9 @@
       </w:pPr>
       <w:r>
         <w:rPr>
-          <w:rFonts w:ascii="Times New Roman" w:hAnsi="Times New Roman" w:eastAsia="Times New Roman" w:cs="Times New Roman"/>
+          <w:rFonts w:ascii="Arial" w:hAnsi="Arial" w:eastAsia="Arial" w:cs="Arial"/>
           <w:b/>
-          <w:sz w:val="24"/>
+          <w:sz w:val="28"/>
         </w:rPr>
         <w:t>3. Train/test split</w:t>
       </w:r>
@@ -531,6 +1476,620 @@
         <w:t>A further 15 % of the TRAINING devices (75 of 500) is set aside before any training as a validation split, leaving 425 to fit the weights. This validation split is where the binarisation threshold of Part 4 is chosen. The 50 held-out devices are never used for any decision.</w:t>
       </w:r>
     </w:p>
+    <w:p>
+      <w:pPr>
+        <w:pStyle w:val="MainText"/>
+        <w:spacing w:before="0" w:after="0" w:lineRule="auto" w:line="360"/>
+        <w:ind w:left="0" w:right="0" w:firstLine="360"/>
+        <w:jc w:val="both"/>
+      </w:pPr>
+      <w:r>
+        <w:rPr>
+          <w:rFonts w:ascii="Times New Roman" w:hAnsi="Times New Roman" w:eastAsia="Times New Roman" w:cs="Times New Roman"/>
+          <w:sz w:val="24"/>
+        </w:rPr>
+        <w:t>Because both sets are drawn from the same intervals, the split is not an extrapolation test and is not claimed to be one. What it does claim is that no held-out device is a near-duplicate of a training device, and that is measured rather than asserted. In the 14-dimensional normalised parameter space, the closest any held-out device lies to any training device is 0.605, while the closest any two TRAINING devices lie to each other is 0.502. The held-out devices are therefore no closer to the training set than its own members are to one another, which is the relevant yardstick. Table II collects the split and this evidence.</w:t>
+      </w:r>
+    </w:p>
+    <w:p>
+      <w:pPr>
+        <w:pStyle w:val="MainText"/>
+        <w:spacing w:before="0" w:after="0" w:lineRule="auto" w:line="360"/>
+        <w:ind w:left="0" w:right="0" w:firstLine="0"/>
+        <w:jc w:val="both"/>
+      </w:pPr>
+      <w:r>
+        <w:rPr>
+          <w:rFonts w:ascii="Times New Roman" w:hAnsi="Times New Roman" w:eastAsia="Times New Roman" w:cs="Times New Roman"/>
+          <w:sz w:val="24"/>
+        </w:rPr>
+        <w:t>Table II. The train/test split and its separation evidence. Distances are Euclidean in the normalised parameter space and are computed over the generated devices, not over the intervals.</w:t>
+      </w:r>
+    </w:p>
+    <w:tbl>
+      <w:tblPr>
+        <w:tblW w:type="auto" w:w="0"/>
+        <w:tblLayout w:type="fixed"/>
+        <w:tblLook w:firstColumn="1" w:firstRow="1" w:lastColumn="0" w:lastRow="0" w:noHBand="0" w:noVBand="1" w:val="04A0"/>
+        <w:tblBorders>
+          <w:top w:val="single" w:sz="8" w:color="000000"/>
+          <w:bottom w:val="single" w:sz="8" w:color="000000"/>
+        </w:tblBorders>
+      </w:tblPr>
+      <w:tblGrid>
+        <w:gridCol w:w="4398"/>
+        <w:gridCol w:w="4398"/>
+      </w:tblGrid>
+      <w:tr>
+        <w:tc>
+          <w:tcPr>
+            <w:tcW w:type="dxa" w:w="4896"/>
+            <w:tcBorders>
+              <w:bottom w:val="single" w:sz="8" w:color="000000"/>
+            </w:tcBorders>
+          </w:tcPr>
+          <w:p>
+            <w:pPr>
+              <w:spacing w:before="0" w:after="0" w:line="240" w:lineRule="auto"/>
+              <w:ind w:firstLine="0"/>
+              <w:jc w:val="left"/>
+            </w:pPr>
+            <w:r>
+              <w:rPr>
+                <w:rFonts w:ascii="Times New Roman" w:hAnsi="Times New Roman" w:eastAsia="Times New Roman" w:cs="Times New Roman"/>
+                <w:b/>
+                <w:sz w:val="24"/>
+              </w:rPr>
+              <w:t>Quantity</w:t>
+            </w:r>
+          </w:p>
+        </w:tc>
+        <w:tc>
+          <w:tcPr>
+            <w:tcW w:type="dxa" w:w="3888"/>
+            <w:tcBorders>
+              <w:bottom w:val="single" w:sz="8" w:color="000000"/>
+            </w:tcBorders>
+          </w:tcPr>
+          <w:p>
+            <w:pPr>
+              <w:spacing w:before="0" w:after="0" w:line="240" w:lineRule="auto"/>
+              <w:ind w:firstLine="0"/>
+              <w:jc w:val="left"/>
+            </w:pPr>
+            <w:r>
+              <w:rPr>
+                <w:rFonts w:ascii="Times New Roman" w:hAnsi="Times New Roman" w:eastAsia="Times New Roman" w:cs="Times New Roman"/>
+                <w:b/>
+                <w:sz w:val="24"/>
+              </w:rPr>
+              <w:t>Value</w:t>
+            </w:r>
+          </w:p>
+        </w:tc>
+      </w:tr>
+      <w:tr>
+        <w:tc>
+          <w:tcPr>
+            <w:tcW w:type="dxa" w:w="4896"/>
+          </w:tcPr>
+          <w:p>
+            <w:pPr>
+              <w:spacing w:before="0" w:after="0" w:line="240" w:lineRule="auto"/>
+              <w:ind w:firstLine="0"/>
+              <w:jc w:val="left"/>
+            </w:pPr>
+            <w:r>
+              <w:rPr>
+                <w:rFonts w:ascii="Times New Roman" w:hAnsi="Times New Roman" w:eastAsia="Times New Roman" w:cs="Times New Roman"/>
+                <w:sz w:val="24"/>
+              </w:rPr>
+              <w:t>Devices generated</w:t>
+            </w:r>
+          </w:p>
+        </w:tc>
+        <w:tc>
+          <w:tcPr>
+            <w:tcW w:type="dxa" w:w="3888"/>
+          </w:tcPr>
+          <w:p>
+            <w:pPr>
+              <w:spacing w:before="0" w:after="0" w:line="240" w:lineRule="auto"/>
+              <w:ind w:firstLine="0"/>
+              <w:jc w:val="left"/>
+            </w:pPr>
+            <w:r>
+              <w:rPr>
+                <w:rFonts w:ascii="Times New Roman" w:hAnsi="Times New Roman" w:eastAsia="Times New Roman" w:cs="Times New Roman"/>
+                <w:sz w:val="24"/>
+              </w:rPr>
+              <w:t>550</w:t>
+            </w:r>
+          </w:p>
+        </w:tc>
+      </w:tr>
+      <w:tr>
+        <w:tc>
+          <w:tcPr>
+            <w:tcW w:type="dxa" w:w="4896"/>
+          </w:tcPr>
+          <w:p>
+            <w:pPr>
+              <w:spacing w:before="0" w:after="0" w:line="240" w:lineRule="auto"/>
+              <w:ind w:firstLine="0"/>
+              <w:jc w:val="left"/>
+            </w:pPr>
+            <w:r>
+              <w:rPr>
+                <w:rFonts w:ascii="Times New Roman" w:hAnsi="Times New Roman" w:eastAsia="Times New Roman" w:cs="Times New Roman"/>
+                <w:sz w:val="24"/>
+              </w:rPr>
+              <w:t>Training devices</w:t>
+            </w:r>
+          </w:p>
+        </w:tc>
+        <w:tc>
+          <w:tcPr>
+            <w:tcW w:type="dxa" w:w="3888"/>
+          </w:tcPr>
+          <w:p>
+            <w:pPr>
+              <w:spacing w:before="0" w:after="0" w:line="240" w:lineRule="auto"/>
+              <w:ind w:firstLine="0"/>
+              <w:jc w:val="left"/>
+            </w:pPr>
+            <w:r>
+              <w:rPr>
+                <w:rFonts w:ascii="Times New Roman" w:hAnsi="Times New Roman" w:eastAsia="Times New Roman" w:cs="Times New Roman"/>
+                <w:sz w:val="24"/>
+              </w:rPr>
+              <w:t>500</w:t>
+            </w:r>
+          </w:p>
+        </w:tc>
+      </w:tr>
+      <w:tr>
+        <w:tc>
+          <w:tcPr>
+            <w:tcW w:type="dxa" w:w="4896"/>
+          </w:tcPr>
+          <w:p>
+            <w:pPr>
+              <w:spacing w:before="0" w:after="0" w:line="240" w:lineRule="auto"/>
+              <w:ind w:firstLine="0"/>
+              <w:jc w:val="left"/>
+            </w:pPr>
+            <w:r>
+              <w:rPr>
+                <w:rFonts w:ascii="Times New Roman" w:hAnsi="Times New Roman" w:eastAsia="Times New Roman" w:cs="Times New Roman"/>
+                <w:sz w:val="24"/>
+              </w:rPr>
+              <w:t xml:space="preserve">  of which fit the weights</w:t>
+            </w:r>
+          </w:p>
+        </w:tc>
+        <w:tc>
+          <w:tcPr>
+            <w:tcW w:type="dxa" w:w="3888"/>
+          </w:tcPr>
+          <w:p>
+            <w:pPr>
+              <w:spacing w:before="0" w:after="0" w:line="240" w:lineRule="auto"/>
+              <w:ind w:firstLine="0"/>
+              <w:jc w:val="left"/>
+            </w:pPr>
+            <w:r>
+              <w:rPr>
+                <w:rFonts w:ascii="Times New Roman" w:hAnsi="Times New Roman" w:eastAsia="Times New Roman" w:cs="Times New Roman"/>
+                <w:sz w:val="24"/>
+              </w:rPr>
+              <w:t>425</w:t>
+            </w:r>
+          </w:p>
+        </w:tc>
+      </w:tr>
+      <w:tr>
+        <w:tc>
+          <w:tcPr>
+            <w:tcW w:type="dxa" w:w="4896"/>
+          </w:tcPr>
+          <w:p>
+            <w:pPr>
+              <w:spacing w:before="0" w:after="0" w:line="240" w:lineRule="auto"/>
+              <w:ind w:firstLine="0"/>
+              <w:jc w:val="left"/>
+            </w:pPr>
+            <w:r>
+              <w:rPr>
+                <w:rFonts w:ascii="Times New Roman" w:hAnsi="Times New Roman" w:eastAsia="Times New Roman" w:cs="Times New Roman"/>
+                <w:sz w:val="24"/>
+              </w:rPr>
+              <w:t xml:space="preserve">  of which validation</w:t>
+            </w:r>
+          </w:p>
+        </w:tc>
+        <w:tc>
+          <w:tcPr>
+            <w:tcW w:type="dxa" w:w="3888"/>
+          </w:tcPr>
+          <w:p>
+            <w:pPr>
+              <w:spacing w:before="0" w:after="0" w:line="240" w:lineRule="auto"/>
+              <w:ind w:firstLine="0"/>
+              <w:jc w:val="left"/>
+            </w:pPr>
+            <w:r>
+              <w:rPr>
+                <w:rFonts w:ascii="Times New Roman" w:hAnsi="Times New Roman" w:eastAsia="Times New Roman" w:cs="Times New Roman"/>
+                <w:sz w:val="24"/>
+              </w:rPr>
+              <w:t>75</w:t>
+            </w:r>
+          </w:p>
+        </w:tc>
+      </w:tr>
+      <w:tr>
+        <w:tc>
+          <w:tcPr>
+            <w:tcW w:type="dxa" w:w="4896"/>
+          </w:tcPr>
+          <w:p>
+            <w:pPr>
+              <w:spacing w:before="0" w:after="0" w:line="240" w:lineRule="auto"/>
+              <w:ind w:firstLine="0"/>
+              <w:jc w:val="left"/>
+            </w:pPr>
+            <w:r>
+              <w:rPr>
+                <w:rFonts w:ascii="Times New Roman" w:hAnsi="Times New Roman" w:eastAsia="Times New Roman" w:cs="Times New Roman"/>
+                <w:sz w:val="24"/>
+              </w:rPr>
+              <w:t>Held-out (test) devices</w:t>
+            </w:r>
+          </w:p>
+        </w:tc>
+        <w:tc>
+          <w:tcPr>
+            <w:tcW w:type="dxa" w:w="3888"/>
+          </w:tcPr>
+          <w:p>
+            <w:pPr>
+              <w:spacing w:before="0" w:after="0" w:line="240" w:lineRule="auto"/>
+              <w:ind w:firstLine="0"/>
+              <w:jc w:val="left"/>
+            </w:pPr>
+            <w:r>
+              <w:rPr>
+                <w:rFonts w:ascii="Times New Roman" w:hAnsi="Times New Roman" w:eastAsia="Times New Roman" w:cs="Times New Roman"/>
+                <w:sz w:val="24"/>
+              </w:rPr>
+              <w:t>50</w:t>
+            </w:r>
+          </w:p>
+        </w:tc>
+      </w:tr>
+      <w:tr>
+        <w:tc>
+          <w:tcPr>
+            <w:tcW w:type="dxa" w:w="4896"/>
+          </w:tcPr>
+          <w:p>
+            <w:pPr>
+              <w:spacing w:before="0" w:after="0" w:line="240" w:lineRule="auto"/>
+              <w:ind w:firstLine="0"/>
+              <w:jc w:val="left"/>
+            </w:pPr>
+            <w:r>
+              <w:rPr>
+                <w:rFonts w:ascii="Times New Roman" w:hAnsi="Times New Roman" w:eastAsia="Times New Roman" w:cs="Times New Roman"/>
+                <w:sz w:val="24"/>
+              </w:rPr>
+              <w:t>Split performed on</w:t>
+            </w:r>
+          </w:p>
+        </w:tc>
+        <w:tc>
+          <w:tcPr>
+            <w:tcW w:type="dxa" w:w="3888"/>
+          </w:tcPr>
+          <w:p>
+            <w:pPr>
+              <w:spacing w:before="0" w:after="0" w:line="240" w:lineRule="auto"/>
+              <w:ind w:firstLine="0"/>
+              <w:jc w:val="left"/>
+            </w:pPr>
+            <w:r>
+              <w:rPr>
+                <w:rFonts w:ascii="Times New Roman" w:hAnsi="Times New Roman" w:eastAsia="Times New Roman" w:cs="Times New Roman"/>
+                <w:sz w:val="24"/>
+              </w:rPr>
+              <w:t>device identity (not image)</w:t>
+            </w:r>
+          </w:p>
+        </w:tc>
+      </w:tr>
+      <w:tr>
+        <w:tc>
+          <w:tcPr>
+            <w:tcW w:type="dxa" w:w="4896"/>
+          </w:tcPr>
+          <w:p>
+            <w:pPr>
+              <w:spacing w:before="0" w:after="0" w:line="240" w:lineRule="auto"/>
+              <w:ind w:firstLine="0"/>
+              <w:jc w:val="left"/>
+            </w:pPr>
+            <w:r>
+              <w:rPr>
+                <w:rFonts w:ascii="Times New Roman" w:hAnsi="Times New Roman" w:eastAsia="Times New Roman" w:cs="Times New Roman"/>
+                <w:sz w:val="24"/>
+              </w:rPr>
+              <w:t>Split seed</w:t>
+            </w:r>
+          </w:p>
+        </w:tc>
+        <w:tc>
+          <w:tcPr>
+            <w:tcW w:type="dxa" w:w="3888"/>
+          </w:tcPr>
+          <w:p>
+            <w:pPr>
+              <w:spacing w:before="0" w:after="0" w:line="240" w:lineRule="auto"/>
+              <w:ind w:firstLine="0"/>
+              <w:jc w:val="left"/>
+            </w:pPr>
+            <w:r>
+              <w:rPr>
+                <w:rFonts w:ascii="Times New Roman" w:hAnsi="Times New Roman" w:eastAsia="Times New Roman" w:cs="Times New Roman"/>
+                <w:sz w:val="24"/>
+              </w:rPr>
+              <w:t>12345</w:t>
+            </w:r>
+          </w:p>
+        </w:tc>
+      </w:tr>
+      <w:tr>
+        <w:tc>
+          <w:tcPr>
+            <w:tcW w:type="dxa" w:w="4896"/>
+          </w:tcPr>
+          <w:p>
+            <w:pPr>
+              <w:spacing w:before="0" w:after="0" w:line="240" w:lineRule="auto"/>
+              <w:ind w:firstLine="0"/>
+              <w:jc w:val="left"/>
+            </w:pPr>
+            <w:r>
+              <w:rPr>
+                <w:rFonts w:ascii="Times New Roman" w:hAnsi="Times New Roman" w:eastAsia="Times New Roman" w:cs="Times New Roman"/>
+                <w:sz w:val="24"/>
+              </w:rPr>
+              <w:t>Parameter intervals</w:t>
+            </w:r>
+          </w:p>
+        </w:tc>
+        <w:tc>
+          <w:tcPr>
+            <w:tcW w:type="dxa" w:w="3888"/>
+          </w:tcPr>
+          <w:p>
+            <w:pPr>
+              <w:spacing w:before="0" w:after="0" w:line="240" w:lineRule="auto"/>
+              <w:ind w:firstLine="0"/>
+              <w:jc w:val="left"/>
+            </w:pPr>
+            <w:r>
+              <w:rPr>
+                <w:rFonts w:ascii="Times New Roman" w:hAnsi="Times New Roman" w:eastAsia="Times New Roman" w:cs="Times New Roman"/>
+                <w:sz w:val="24"/>
+              </w:rPr>
+              <w:t>identical for both sets</w:t>
+            </w:r>
+          </w:p>
+        </w:tc>
+      </w:tr>
+      <w:tr>
+        <w:tc>
+          <w:tcPr>
+            <w:tcW w:type="dxa" w:w="4896"/>
+          </w:tcPr>
+          <w:p>
+            <w:pPr>
+              <w:spacing w:before="0" w:after="0" w:line="240" w:lineRule="auto"/>
+              <w:ind w:firstLine="0"/>
+              <w:jc w:val="left"/>
+            </w:pPr>
+            <w:r>
+              <w:rPr>
+                <w:rFonts w:ascii="Times New Roman" w:hAnsi="Times New Roman" w:eastAsia="Times New Roman" w:cs="Times New Roman"/>
+                <w:sz w:val="24"/>
+              </w:rPr>
+              <w:t>Parameter-space dimensions</w:t>
+            </w:r>
+          </w:p>
+        </w:tc>
+        <w:tc>
+          <w:tcPr>
+            <w:tcW w:type="dxa" w:w="3888"/>
+          </w:tcPr>
+          <w:p>
+            <w:pPr>
+              <w:spacing w:before="0" w:after="0" w:line="240" w:lineRule="auto"/>
+              <w:ind w:firstLine="0"/>
+              <w:jc w:val="left"/>
+            </w:pPr>
+            <w:r>
+              <w:rPr>
+                <w:rFonts w:ascii="Times New Roman" w:hAnsi="Times New Roman" w:eastAsia="Times New Roman" w:cs="Times New Roman"/>
+                <w:sz w:val="24"/>
+              </w:rPr>
+              <w:t>14</w:t>
+            </w:r>
+          </w:p>
+        </w:tc>
+      </w:tr>
+      <w:tr>
+        <w:tc>
+          <w:tcPr>
+            <w:tcW w:type="dxa" w:w="4896"/>
+          </w:tcPr>
+          <w:p>
+            <w:pPr>
+              <w:spacing w:before="0" w:after="0" w:line="240" w:lineRule="auto"/>
+              <w:ind w:firstLine="0"/>
+              <w:jc w:val="left"/>
+            </w:pPr>
+            <w:r>
+              <w:rPr>
+                <w:rFonts w:ascii="Times New Roman" w:hAnsi="Times New Roman" w:eastAsia="Times New Roman" w:cs="Times New Roman"/>
+                <w:sz w:val="24"/>
+              </w:rPr>
+              <w:t>Min. train-to-test distance</w:t>
+            </w:r>
+          </w:p>
+        </w:tc>
+        <w:tc>
+          <w:tcPr>
+            <w:tcW w:type="dxa" w:w="3888"/>
+          </w:tcPr>
+          <w:p>
+            <w:pPr>
+              <w:spacing w:before="0" w:after="0" w:line="240" w:lineRule="auto"/>
+              <w:ind w:firstLine="0"/>
+              <w:jc w:val="left"/>
+            </w:pPr>
+            <w:r>
+              <w:rPr>
+                <w:rFonts w:ascii="Times New Roman" w:hAnsi="Times New Roman" w:eastAsia="Times New Roman" w:cs="Times New Roman"/>
+                <w:sz w:val="24"/>
+              </w:rPr>
+              <w:t>0.605</w:t>
+            </w:r>
+          </w:p>
+        </w:tc>
+      </w:tr>
+      <w:tr>
+        <w:tc>
+          <w:tcPr>
+            <w:tcW w:type="dxa" w:w="4896"/>
+          </w:tcPr>
+          <w:p>
+            <w:pPr>
+              <w:spacing w:before="0" w:after="0" w:line="240" w:lineRule="auto"/>
+              <w:ind w:firstLine="0"/>
+              <w:jc w:val="left"/>
+            </w:pPr>
+            <w:r>
+              <w:rPr>
+                <w:rFonts w:ascii="Times New Roman" w:hAnsi="Times New Roman" w:eastAsia="Times New Roman" w:cs="Times New Roman"/>
+                <w:sz w:val="24"/>
+              </w:rPr>
+              <w:t>Mean nearest train-to-test distance</w:t>
+            </w:r>
+          </w:p>
+        </w:tc>
+        <w:tc>
+          <w:tcPr>
+            <w:tcW w:type="dxa" w:w="3888"/>
+          </w:tcPr>
+          <w:p>
+            <w:pPr>
+              <w:spacing w:before="0" w:after="0" w:line="240" w:lineRule="auto"/>
+              <w:ind w:firstLine="0"/>
+              <w:jc w:val="left"/>
+            </w:pPr>
+            <w:r>
+              <w:rPr>
+                <w:rFonts w:ascii="Times New Roman" w:hAnsi="Times New Roman" w:eastAsia="Times New Roman" w:cs="Times New Roman"/>
+                <w:sz w:val="24"/>
+              </w:rPr>
+              <w:t>0.781</w:t>
+            </w:r>
+          </w:p>
+        </w:tc>
+      </w:tr>
+      <w:tr>
+        <w:tc>
+          <w:tcPr>
+            <w:tcW w:type="dxa" w:w="4896"/>
+          </w:tcPr>
+          <w:p>
+            <w:pPr>
+              <w:spacing w:before="0" w:after="0" w:line="240" w:lineRule="auto"/>
+              <w:ind w:firstLine="0"/>
+              <w:jc w:val="left"/>
+            </w:pPr>
+            <w:r>
+              <w:rPr>
+                <w:rFonts w:ascii="Times New Roman" w:hAnsi="Times New Roman" w:eastAsia="Times New Roman" w:cs="Times New Roman"/>
+                <w:sz w:val="24"/>
+              </w:rPr>
+              <w:t>Min. train-to-train distance (yardstick)</w:t>
+            </w:r>
+          </w:p>
+        </w:tc>
+        <w:tc>
+          <w:tcPr>
+            <w:tcW w:type="dxa" w:w="3888"/>
+          </w:tcPr>
+          <w:p>
+            <w:pPr>
+              <w:spacing w:before="0" w:after="0" w:line="240" w:lineRule="auto"/>
+              <w:ind w:firstLine="0"/>
+              <w:jc w:val="left"/>
+            </w:pPr>
+            <w:r>
+              <w:rPr>
+                <w:rFonts w:ascii="Times New Roman" w:hAnsi="Times New Roman" w:eastAsia="Times New Roman" w:cs="Times New Roman"/>
+                <w:sz w:val="24"/>
+              </w:rPr>
+              <w:t>0.502</w:t>
+            </w:r>
+          </w:p>
+        </w:tc>
+      </w:tr>
+      <w:tr>
+        <w:tc>
+          <w:tcPr>
+            <w:tcW w:type="dxa" w:w="4896"/>
+          </w:tcPr>
+          <w:p>
+            <w:pPr>
+              <w:spacing w:before="0" w:after="0" w:line="240" w:lineRule="auto"/>
+              <w:ind w:firstLine="0"/>
+              <w:jc w:val="left"/>
+            </w:pPr>
+            <w:r>
+              <w:rPr>
+                <w:rFonts w:ascii="Times New Roman" w:hAnsi="Times New Roman" w:eastAsia="Times New Roman" w:cs="Times New Roman"/>
+                <w:sz w:val="24"/>
+              </w:rPr>
+              <w:t>Devices shared between sets</w:t>
+            </w:r>
+          </w:p>
+        </w:tc>
+        <w:tc>
+          <w:tcPr>
+            <w:tcW w:type="dxa" w:w="3888"/>
+          </w:tcPr>
+          <w:p>
+            <w:pPr>
+              <w:spacing w:before="0" w:after="0" w:line="240" w:lineRule="auto"/>
+              <w:ind w:firstLine="0"/>
+              <w:jc w:val="left"/>
+            </w:pPr>
+            <w:r>
+              <w:rPr>
+                <w:rFonts w:ascii="Times New Roman" w:hAnsi="Times New Roman" w:eastAsia="Times New Roman" w:cs="Times New Roman"/>
+                <w:sz w:val="24"/>
+              </w:rPr>
+              <w:t>0 (checked by ID and by hash)</w:t>
+            </w:r>
+          </w:p>
+        </w:tc>
+      </w:tr>
+    </w:tbl>
+    <w:p/>
     <w:p>
       <w:pPr>
         <w:pStyle w:val="MainText"/>
@@ -560,9 +2119,9 @@
       </w:pPr>
       <w:r>
         <w:rPr>
-          <w:rFonts w:ascii="Times New Roman" w:hAnsi="Times New Roman" w:eastAsia="Times New Roman" w:cs="Times New Roman"/>
+          <w:rFonts w:ascii="Arial" w:hAnsi="Arial" w:eastAsia="Arial" w:cs="Arial"/>
           <w:b/>
-          <w:sz w:val="24"/>
+          <w:sz w:val="28"/>
         </w:rPr>
         <w:t>Figures</w:t>
       </w:r>
